--- a/docs/output/Zain Hajahjah/سجن البرج/SRT-En/فرج سلامة/خارجي/DOCX/06_فرج سلامة-المنفردة السادسة_SRT_En.docx
+++ b/docs/output/Zain Hajahjah/سجن البرج/SRT-En/فرج سلامة/خارجي/DOCX/06_فرج سلامة-المنفردة السادسة_SRT_En.docx
@@ -2,6 +2,16 @@
 <file path=word/document.xml><?xml version="1.0" encoding="utf-8"?>
 <w:document xmlns:wpc="http://schemas.microsoft.com/office/word/2010/wordprocessingCanvas" xmlns:mo="http://schemas.microsoft.com/office/mac/office/2008/main" xmlns:mc="http://schemas.openxmlformats.org/markup-compatibility/2006" xmlns:mv="urn:schemas-microsoft-com:mac:vml" xmlns:o="urn:schemas-microsoft-com:office:office" xmlns:r="http://schemas.openxmlformats.org/officeDocument/2006/relationships" xmlns:m="http://schemas.openxmlformats.org/officeDocument/2006/math" xmlns:v="urn:schemas-microsoft-com:vml" xmlns:wp14="http://schemas.microsoft.com/office/word/2010/wordprocessingDrawing" xmlns:wp="http://schemas.openxmlformats.org/drawingml/2006/wordprocessingDrawing" xmlns:w10="urn:schemas-microsoft-com:office:word" xmlns:w="http://schemas.openxmlformats.org/wordprocessingml/2006/main" xmlns:w14="http://schemas.microsoft.com/office/word/2010/wordml" xmlns:wpg="http://schemas.microsoft.com/office/word/2010/wordprocessingGroup" xmlns:wpi="http://schemas.microsoft.com/office/word/2010/wordprocessingInk" xmlns:wne="http://schemas.microsoft.com/office/word/2006/wordml" xmlns:wps="http://schemas.microsoft.com/office/word/2010/wordprocessingShape" mc:Ignorable="w14 wp14">
   <w:body>
+    <w:p>
+      <w:r>
+        <w:t>1</w:t>
+      </w:r>
+    </w:p>
+    <w:p>
+      <w:r>
+        <w:t>00:00:00,208 --&gt; 00:00:07,958</w:t>
+      </w:r>
+    </w:p>
     <w:p>
       <w:r>
         <w:t>It was designated as a solitary cell without</w:t>
@@ -10,6 +20,17 @@
     <w:p>
       <w:r>
         <w:t>a ventilation opening toward the garage</w:t>
+      </w:r>
+    </w:p>
+    <w:p/>
+    <w:p>
+      <w:r>
+        <w:t>2</w:t>
+      </w:r>
+    </w:p>
+    <w:p>
+      <w:r>
+        <w:t>00:00:08,416 --&gt; 00:00:11,208</w:t>
       </w:r>
     </w:p>
     <w:p>
@@ -22,9 +43,31 @@
         <w:t>placed those sentenced to death</w:t>
       </w:r>
     </w:p>
+    <w:p/>
+    <w:p>
+      <w:r>
+        <w:t>3</w:t>
+      </w:r>
+    </w:p>
+    <w:p>
+      <w:r>
+        <w:t>00:00:11,875 --&gt; 00:00:14,166</w:t>
+      </w:r>
+    </w:p>
     <w:p>
       <w:r>
         <w:t>So they had no chance to escape</w:t>
+      </w:r>
+    </w:p>
+    <w:p/>
+    <w:p>
+      <w:r>
+        <w:t>4</w:t>
+      </w:r>
+    </w:p>
+    <w:p>
+      <w:r>
+        <w:t>00:00:14,625 --&gt; 00:00:20,250</w:t>
       </w:r>
     </w:p>
     <w:p>
@@ -37,6 +80,17 @@
         <w:t>We never knew who entered or left it</w:t>
       </w:r>
     </w:p>
+    <w:p/>
+    <w:p>
+      <w:r>
+        <w:t>5</w:t>
+      </w:r>
+    </w:p>
+    <w:p>
+      <w:r>
+        <w:t>00:00:22,583 --&gt; 00:00:26,875</w:t>
+      </w:r>
+    </w:p>
     <w:p>
       <w:r>
         <w:t>In the other solitary cells, we could feel</w:t>
@@ -47,9 +101,31 @@
         <w:t>when prisoners were brought in or taken out</w:t>
       </w:r>
     </w:p>
+    <w:p/>
+    <w:p>
+      <w:r>
+        <w:t>6</w:t>
+      </w:r>
+    </w:p>
+    <w:p>
+      <w:r>
+        <w:t>00:00:27,333 --&gt; 00:00:31,375</w:t>
+      </w:r>
+    </w:p>
     <w:p>
       <w:r>
         <w:t>Here, we never knew what was happening outside</w:t>
+      </w:r>
+    </w:p>
+    <w:p/>
+    <w:p>
+      <w:r>
+        <w:t>7</w:t>
+      </w:r>
+    </w:p>
+    <w:p>
+      <w:r>
+        <w:t>00:00:31,958 --&gt; 00:00:34,583</w:t>
       </w:r>
     </w:p>
     <w:p>
@@ -62,9 +138,31 @@
         <w:t>Interviewer: How many days did you stay here?</w:t>
       </w:r>
     </w:p>
+    <w:p/>
+    <w:p>
+      <w:r>
+        <w:t>8</w:t>
+      </w:r>
+    </w:p>
+    <w:p>
+      <w:r>
+        <w:t>00:00:34,625 --&gt; 00:00:36,166</w:t>
+      </w:r>
+    </w:p>
     <w:p>
       <w:r>
         <w:t>I stayed here for 15 days</w:t>
+      </w:r>
+    </w:p>
+    <w:p/>
+    <w:p>
+      <w:r>
+        <w:t>9</w:t>
+      </w:r>
+    </w:p>
+    <w:p>
+      <w:r>
+        <w:t>00:00:37,333 --&gt; 00:00:40,458</w:t>
       </w:r>
     </w:p>
     <w:p>
@@ -72,9 +170,31 @@
         <w:t>At first, they left me alone for about 10 days</w:t>
       </w:r>
     </w:p>
+    <w:p/>
+    <w:p>
+      <w:r>
+        <w:t>10</w:t>
+      </w:r>
+    </w:p>
+    <w:p>
+      <w:r>
+        <w:t>00:00:41,083 --&gt; 00:00:44,333</w:t>
+      </w:r>
+    </w:p>
     <w:p>
       <w:r>
         <w:t>Then they brought the young man, Faisal Saad Rajoub</w:t>
+      </w:r>
+    </w:p>
+    <w:p/>
+    <w:p>
+      <w:r>
+        <w:t>11</w:t>
+      </w:r>
+    </w:p>
+    <w:p>
+      <w:r>
+        <w:t>00:00:45,000 --&gt; 00:00:50,666</w:t>
       </w:r>
     </w:p>
     <w:p>
@@ -87,9 +207,31 @@
         <w:t>further from our cell was another with two women</w:t>
       </w:r>
     </w:p>
+    <w:p/>
+    <w:p>
+      <w:r>
+        <w:t>12</w:t>
+      </w:r>
+    </w:p>
+    <w:p>
+      <w:r>
+        <w:t>00:00:51,375 --&gt; 00:00:52,375</w:t>
+      </w:r>
+    </w:p>
     <w:p>
       <w:r>
         <w:t>They brought in...</w:t>
+      </w:r>
+    </w:p>
+    <w:p/>
+    <w:p>
+      <w:r>
+        <w:t>13</w:t>
+      </w:r>
+    </w:p>
+    <w:p>
+      <w:r>
+        <w:t>00:00:54,541 --&gt; 00:01:00,875</w:t>
       </w:r>
     </w:p>
     <w:p>
@@ -97,9 +239,31 @@
         <w:t>A well-known prisoner, so they changed everyone’s places</w:t>
       </w:r>
     </w:p>
+    <w:p/>
+    <w:p>
+      <w:r>
+        <w:t>14</w:t>
+      </w:r>
+    </w:p>
+    <w:p>
+      <w:r>
+        <w:t>00:01:02,166 --&gt; 00:01:03,833</w:t>
+      </w:r>
+    </w:p>
     <w:p>
       <w:r>
         <w:t>The young man and I</w:t>
+      </w:r>
+    </w:p>
+    <w:p/>
+    <w:p>
+      <w:r>
+        <w:t>15</w:t>
+      </w:r>
+    </w:p>
+    <w:p>
+      <w:r>
+        <w:t>00:01:04,500 --&gt; 00:01:08,875</w:t>
       </w:r>
     </w:p>
     <w:p>
@@ -112,6 +276,17 @@
         <w:t>the women were moved to solitary cells</w:t>
       </w:r>
     </w:p>
+    <w:p/>
+    <w:p>
+      <w:r>
+        <w:t>16</w:t>
+      </w:r>
+    </w:p>
+    <w:p>
+      <w:r>
+        <w:t>00:01:08,916 --&gt; 00:01:11,541</w:t>
+      </w:r>
+    </w:p>
     <w:p>
       <w:r>
         <w:t>They took one woman, and the</w:t>
@@ -120,6 +295,17 @@
     <w:p>
       <w:r>
         <w:t>other stayed two days before leaving</w:t>
+      </w:r>
+    </w:p>
+    <w:p/>
+    <w:p>
+      <w:r>
+        <w:t>17</w:t>
+      </w:r>
+    </w:p>
+    <w:p>
+      <w:r>
+        <w:t>00:01:12,458 --&gt; 00:01:16,750</w:t>
       </w:r>
     </w:p>
     <w:p>
@@ -132,6 +318,17 @@
         <w:t>the male prisoner and placed him here</w:t>
       </w:r>
     </w:p>
+    <w:p/>
+    <w:p>
+      <w:r>
+        <w:t>18</w:t>
+      </w:r>
+    </w:p>
+    <w:p>
+      <w:r>
+        <w:t>00:01:17,125 --&gt; 00:01:20,875</w:t>
+      </w:r>
+    </w:p>
     <w:p>
       <w:r>
         <w:t>I communicated with him through</w:t>
@@ -142,9 +339,31 @@
         <w:t>the bathroom; that’s how we talked</w:t>
       </w:r>
     </w:p>
+    <w:p/>
+    <w:p>
+      <w:r>
+        <w:t>19</w:t>
+      </w:r>
+    </w:p>
+    <w:p>
+      <w:r>
+        <w:t>00:01:21,750 --&gt; 00:01:24,541</w:t>
+      </w:r>
+    </w:p>
     <w:p>
       <w:r>
         <w:t>He told me his name was Ahmad al-Hassan al-Ibrahim</w:t>
+      </w:r>
+    </w:p>
+    <w:p/>
+    <w:p>
+      <w:r>
+        <w:t>20</w:t>
+      </w:r>
+    </w:p>
+    <w:p>
+      <w:r>
+        <w:t>00:01:25,250 --&gt; 00:01:28,208</w:t>
       </w:r>
     </w:p>
     <w:p>
@@ -157,6 +376,17 @@
         <w:t>time because of his brother Musleh</w:t>
       </w:r>
     </w:p>
+    <w:p/>
+    <w:p>
+      <w:r>
+        <w:t>21</w:t>
+      </w:r>
+    </w:p>
+    <w:p>
+      <w:r>
+        <w:t>00:01:28,250 --&gt; 00:01:31,250</w:t>
+      </w:r>
+    </w:p>
     <w:p>
       <w:r>
         <w:t>Who had been sentenced to</w:t>
@@ -165,6 +395,17 @@
     <w:p>
       <w:r>
         <w:t>death and was in the first solitary cell</w:t>
+      </w:r>
+    </w:p>
+    <w:p/>
+    <w:p>
+      <w:r>
+        <w:t>22</w:t>
+      </w:r>
+    </w:p>
+    <w:p>
+      <w:r>
+        <w:t>00:01:31,708 --&gt; 00:01:35,333</w:t>
       </w:r>
     </w:p>
     <w:p>
@@ -545,9 +786,12 @@
     <w:name w:val="Normal"/>
     <w:qFormat/>
     <w:rsid w:val="00FC693F"/>
+    <w:pPr>
+      <w:spacing w:before="0" w:after="0" w:line="276" w:lineRule="auto"/>
+    </w:pPr>
     <w:rPr>
-      <w:rFonts w:ascii="Arial" w:hAnsi="Arial"/>
-      <w:sz w:val="22"/>
+      <w:rFonts w:ascii="Courier New" w:hAnsi="Courier New"/>
+      <w:sz w:val="20"/>
     </w:rPr>
   </w:style>
   <w:style w:type="paragraph" w:styleId="Header">
